--- a/zhs/docx/026.content.docx
+++ b/zhs/docx/026.content.docx
@@ -222,38 +222,14 @@
         <w:rPr>
           <w:lang w:val="zh_CN" w:bidi="zh_CN"/>
         </w:rPr>
-        <w:t>这个词的意思是"拯救我们"。 我们可以在诗篇118篇中听到这句话。在这篇诗篇中，歌唱者求神拯救百姓，然后开始</w:t>
+        <w:t>这个词的意思是"拯救我们"。 我们可以在诗篇118篇中听到这句话。在这篇诗篇中，歌唱者求神拯救百姓，然后开始赞美神。 正因为如此，到新约时代，人们使用"和散那"这个词作为欢喜地赞美神的方式，因为他们相信神很快就会</w:t>
       </w:r>
-      <w:hyperlink r:id="rId13">
-        <w:r>
-          <w:rPr>
-            <w:lang w:val="zh_CN" w:bidi="zh_CN"/>
-          </w:rPr>
-          <w:rPr>
-            <w:color w:val="0000EE"/>
-            <w:u w:val="single"/>
-          </w:rPr>
-          <w:t>赞美神</w:t>
-        </w:r>
-      </w:hyperlink>
       <w:r>
         <w:rPr>
           <w:lang w:val="zh_CN" w:bidi="zh_CN"/>
         </w:rPr>
-        <w:t>。 正因为如此，到新约时代，人们使用"和散那"这个词作为欢喜地赞美神的方式，因为他们相信神很快就会</w:t>
+        <w:t>拯救</w:t>
       </w:r>
-      <w:hyperlink r:id="rId14">
-        <w:r>
-          <w:rPr>
-            <w:lang w:val="zh_CN" w:bidi="zh_CN"/>
-          </w:rPr>
-          <w:rPr>
-            <w:color w:val="0000EE"/>
-            <w:u w:val="single"/>
-          </w:rPr>
-          <w:t>拯救</w:t>
-        </w:r>
-      </w:hyperlink>
       <w:r>
         <w:rPr>
           <w:lang w:val="zh_CN" w:bidi="zh_CN"/>
@@ -356,7 +332,7 @@
           <w:lang w:val="zh_CN" w:bidi="zh_CN"/>
         </w:rPr>
       </w:r>
-      <w:hyperlink r:id="rId15">
+      <w:hyperlink r:id="rId13">
         <w:r>
           <w:rPr>
             <w:lang w:val="zh_CN" w:bidi="zh_CN"/>

--- a/zhs/docx/026.content.docx
+++ b/zhs/docx/026.content.docx
@@ -278,77 +278,6 @@
           <w:lang w:val="zh_CN" w:bidi="zh_CN"/>
         </w:rPr>
         <w:t>一些翻译者选择用他们自己的语言创造一个听起来像"和散那"的词。 如果你想这样做，你可能也想说一次这个词的意思是"赞美神"。</w:t>
-      </w:r>
-      <w:r>
-        <w:rPr>
-          <w:lang w:val="zh_CN" w:bidi="zh_CN"/>
-        </w:rPr>
-      </w:r>
-      <w:r>
-        <w:rPr>
-          <w:lang w:val="zh_CN" w:bidi="zh_CN"/>
-        </w:rPr>
-      </w:r>
-    </w:p>
-    <w:p>
-      <w:pPr/>
-      <w:r>
-        <w:rPr>
-          <w:lang w:val="zh_CN" w:bidi="zh_CN"/>
-        </w:rPr>
-      </w:r>
-    </w:p>
-    <w:p>
-      <w:pPr>
-        <w:pStyle w:val="Heading2"/>
-      </w:pPr>
-      <w:r>
-        <w:rPr>
-          <w:lang w:val="zh_CN" w:bidi="zh_CN"/>
-        </w:rPr>
-        <w:t>和散那</w:t>
-      </w:r>
-      <w:r>
-        <w:rPr>
-          <w:lang w:val="zh_CN" w:bidi="zh_CN"/>
-        </w:rPr>
-      </w:r>
-    </w:p>
-    <w:p>
-      <w:pPr>
-        <w:pStyle w:val="Heading4"/>
-      </w:pPr>
-      <w:r>
-        <w:rPr>
-          <w:lang w:val="zh_CN" w:bidi="zh_CN"/>
-        </w:rPr>
-        <w:t>Audio Content</w:t>
-      </w:r>
-    </w:p>
-    <w:p>
-      <w:pPr/>
-      <w:r>
-        <w:rPr>
-          <w:lang w:val="zh_CN" w:bidi="zh_CN"/>
-        </w:rPr>
-      </w:r>
-      <w:hyperlink r:id="rId13">
-        <w:r>
-          <w:rPr>
-            <w:lang w:val="zh_CN" w:bidi="zh_CN"/>
-          </w:rPr>
-          <w:rPr>
-            <w:color w:val="0000EE"/>
-            <w:u w:val="single"/>
-          </w:rPr>
-          <w:t>mp3 file</w:t>
-        </w:r>
-      </w:hyperlink>
-      <w:r>
-        <w:rPr>
-          <w:lang w:val="zh_CN" w:bidi="zh_CN"/>
-        </w:rPr>
-        <w:t xml:space="preserve"> (None KB)</w:t>
       </w:r>
       <w:r>
         <w:rPr>

--- a/zhs/docx/026.content.docx
+++ b/zhs/docx/026.content.docx
@@ -222,14 +222,38 @@
         <w:rPr>
           <w:lang w:val="zh_CN" w:bidi="zh_CN"/>
         </w:rPr>
-        <w:t>这个词的意思是"拯救我们"。 我们可以在诗篇118篇中听到这句话。在这篇诗篇中，歌唱者求神拯救百姓，然后开始赞美神。 正因为如此，到新约时代，人们使用"和散那"这个词作为欢喜地赞美神的方式，因为他们相信神很快就会</w:t>
+        <w:t>这个词的意思是"拯救我们"。 我们可以在诗篇118篇中听到这句话。在这篇诗篇中，歌唱者求神拯救百姓，然后开始</w:t>
       </w:r>
+      <w:hyperlink r:id="rId13">
+        <w:r>
+          <w:rPr>
+            <w:lang w:val="zh_CN" w:bidi="zh_CN"/>
+          </w:rPr>
+          <w:rPr>
+            <w:color w:val="0000EE"/>
+            <w:u w:val="single"/>
+          </w:rPr>
+          <w:t>赞美神</w:t>
+        </w:r>
+      </w:hyperlink>
       <w:r>
         <w:rPr>
           <w:lang w:val="zh_CN" w:bidi="zh_CN"/>
         </w:rPr>
-        <w:t>拯救</w:t>
+        <w:t>。 正因为如此，到新约时代，人们使用"和散那"这个词作为欢喜地赞美神的方式，因为他们相信神很快就会</w:t>
       </w:r>
+      <w:hyperlink r:id="rId14">
+        <w:r>
+          <w:rPr>
+            <w:lang w:val="zh_CN" w:bidi="zh_CN"/>
+          </w:rPr>
+          <w:rPr>
+            <w:color w:val="0000EE"/>
+            <w:u w:val="single"/>
+          </w:rPr>
+          <w:t>拯救</w:t>
+        </w:r>
+      </w:hyperlink>
       <w:r>
         <w:rPr>
           <w:lang w:val="zh_CN" w:bidi="zh_CN"/>
